--- a/src/lesson_6(LINQ, ExtensionMethods)/Задание.docx
+++ b/src/lesson_6(LINQ, ExtensionMethods)/Задание.docx
@@ -1,6 +1,6 @@
 
 <file path=word/document.xml><?xml version="1.0" encoding="utf-8"?>
-<w:document xmlns:wpc="http://schemas.microsoft.com/office/word/2010/wordprocessingCanvas" xmlns:cx="http://schemas.microsoft.com/office/drawing/2014/chartex" xmlns:cx1="http://schemas.microsoft.com/office/drawing/2015/9/8/chartex" xmlns:cx2="http://schemas.microsoft.com/office/drawing/2015/10/21/chartex" xmlns:cx3="http://schemas.microsoft.com/office/drawing/2016/5/9/chartex" xmlns:cx4="http://schemas.microsoft.com/office/drawing/2016/5/10/chartex" xmlns:cx5="http://schemas.microsoft.com/office/drawing/2016/5/11/chartex" xmlns:cx6="http://schemas.microsoft.com/office/drawing/2016/5/12/chartex" xmlns:cx7="http://schemas.microsoft.com/office/drawing/2016/5/13/chartex" xmlns:cx8="http://schemas.microsoft.com/office/drawing/2016/5/14/chartex" xmlns:mc="http://schemas.openxmlformats.org/markup-compatibility/2006" xmlns:aink="http://schemas.microsoft.com/office/drawing/2016/ink" xmlns:am3d="http://schemas.microsoft.com/office/drawing/2017/model3d" xmlns:o="urn:schemas-microsoft-com:office:office" xmlns:r="http://schemas.openxmlformats.org/officeDocument/2006/relationships" xmlns:m="http://schemas.openxmlformats.org/officeDocument/2006/math" xmlns:v="urn:schemas-microsoft-com:vml" xmlns:wp14="http://schemas.microsoft.com/office/word/2010/wordprocessingDrawing" xmlns:wp="http://schemas.openxmlformats.org/drawingml/2006/wordprocessingDrawing" xmlns:w10="urn:schemas-microsoft-com:office:word" xmlns:w="http://schemas.openxmlformats.org/wordprocessingml/2006/main" xmlns:w14="http://schemas.microsoft.com/office/word/2010/wordml" xmlns:w15="http://schemas.microsoft.com/office/word/2012/wordml" xmlns:w16cex="http://schemas.microsoft.com/office/word/2018/wordml/cex" xmlns:w16cid="http://schemas.microsoft.com/office/word/2016/wordml/cid" xmlns:w16="http://schemas.microsoft.com/office/word/2018/wordml" xmlns:w16sdtdh="http://schemas.microsoft.com/office/word/2020/wordml/sdtdatahash" xmlns:w16se="http://schemas.microsoft.com/office/word/2015/wordml/symex" xmlns:wpg="http://schemas.microsoft.com/office/word/2010/wordprocessingGroup" xmlns:wpi="http://schemas.microsoft.com/office/word/2010/wordprocessingInk" xmlns:wne="http://schemas.microsoft.com/office/word/2006/wordml" xmlns:wps="http://schemas.microsoft.com/office/word/2010/wordprocessingShape" mc:Ignorable="w14 w15 w16se w16cid w16 w16cex w16sdtdh wp14">
+<w:document xmlns:wpc="http://schemas.microsoft.com/office/word/2010/wordprocessingCanvas" xmlns:mc="http://schemas.openxmlformats.org/markup-compatibility/2006" xmlns:o="urn:schemas-microsoft-com:office:office" xmlns:r="http://schemas.openxmlformats.org/officeDocument/2006/relationships" xmlns:m="http://schemas.openxmlformats.org/officeDocument/2006/math" xmlns:v="urn:schemas-microsoft-com:vml" xmlns:wp14="http://schemas.microsoft.com/office/word/2010/wordprocessingDrawing" xmlns:wp="http://schemas.openxmlformats.org/drawingml/2006/wordprocessingDrawing" xmlns:w10="urn:schemas-microsoft-com:office:word" xmlns:w="http://schemas.openxmlformats.org/wordprocessingml/2006/main" xmlns:w14="http://schemas.microsoft.com/office/word/2010/wordml" xmlns:w15="http://schemas.microsoft.com/office/word/2012/wordml" xmlns:wpg="http://schemas.microsoft.com/office/word/2010/wordprocessingGroup" xmlns:wpi="http://schemas.microsoft.com/office/word/2010/wordprocessingInk" xmlns:wne="http://schemas.microsoft.com/office/word/2006/wordml" xmlns:wps="http://schemas.microsoft.com/office/word/2010/wordprocessingShape" mc:Ignorable="w14 w15 wp14">
   <w:body>
     <w:p/>
     <w:tbl>
@@ -760,7 +760,19 @@
               <w:rPr>
                 <w:lang w:val="en-US"/>
               </w:rPr>
-              <w:t>TtySoftwareHack()</w:t>
+              <w:t>T</w:t>
+            </w:r>
+            <w:r>
+              <w:rPr>
+                <w:lang w:val="en-US"/>
+              </w:rPr>
+              <w:t>r</w:t>
+            </w:r>
+            <w:r>
+              <w:rPr>
+                <w:lang w:val="en-US"/>
+              </w:rPr>
+              <w:t>ySoftwareHack()</w:t>
             </w:r>
           </w:p>
           <w:p>
@@ -778,16 +790,29 @@
               <w:rPr>
                 <w:lang w:val="en-US"/>
               </w:rPr>
-              <w:t>TtyHardwareHack()</w:t>
-            </w:r>
-          </w:p>
-          <w:p>
-            <w:pPr>
-              <w:rPr>
-                <w:lang w:val="en-US"/>
-              </w:rPr>
-            </w:pPr>
-          </w:p>
+              <w:t>Tr</w:t>
+            </w:r>
+            <w:r>
+              <w:rPr>
+                <w:lang w:val="en-US"/>
+              </w:rPr>
+              <w:t>yHardwareHack()</w:t>
+            </w:r>
+          </w:p>
+          <w:p>
+            <w:bookmarkStart w:id="0" w:name="_GoBack"/>
+            <w:r>
+              <w:t>(</w:t>
+            </w:r>
+            <w:r>
+              <w:t>продумать их реализацию и тип возвращаемого значения</w:t>
+            </w:r>
+            <w:r>
+              <w:t>)</w:t>
+            </w:r>
+            <w:bookmarkEnd w:id="0"/>
+          </w:p>
+          <w:p/>
           <w:p>
             <w:pPr>
               <w:rPr>
@@ -895,8 +920,18 @@
             </w:r>
           </w:p>
           <w:p>
-            <w:r>
-              <w:t xml:space="preserve">Статический метод </w:t>
+            <w:pPr>
+              <w:pStyle w:val="a4"/>
+              <w:numPr>
+                <w:ilvl w:val="0"/>
+                <w:numId w:val="14"/>
+              </w:numPr>
+            </w:pPr>
+            <w:r>
+              <w:t>С</w:t>
+            </w:r>
+            <w:r>
+              <w:t xml:space="preserve">татический метод </w:t>
             </w:r>
             <w:r>
               <w:rPr>
@@ -1091,6 +1126,13 @@
             </w:r>
           </w:p>
           <w:p>
+            <w:pPr>
+              <w:pStyle w:val="a4"/>
+              <w:numPr>
+                <w:ilvl w:val="0"/>
+                <w:numId w:val="15"/>
+              </w:numPr>
+            </w:pPr>
             <w:r>
               <w:t>Отфильтровать по коллекции пользователей и объёму оперативной памяти</w:t>
             </w:r>
@@ -1236,6 +1278,13 @@
             </w:r>
           </w:p>
           <w:p>
+            <w:pPr>
+              <w:pStyle w:val="a4"/>
+              <w:numPr>
+                <w:ilvl w:val="0"/>
+                <w:numId w:val="16"/>
+              </w:numPr>
+            </w:pPr>
             <w:r>
               <w:t>Отсортировать по Типу процессора и названию производителя</w:t>
             </w:r>
@@ -1666,6 +1715,13 @@
             </w:r>
           </w:p>
           <w:p>
+            <w:pPr>
+              <w:pStyle w:val="a4"/>
+              <w:numPr>
+                <w:ilvl w:val="0"/>
+                <w:numId w:val="10"/>
+              </w:numPr>
+            </w:pPr>
             <w:r>
               <w:t>Создать и заполнить данными коллекцию</w:t>
             </w:r>
@@ -1696,11 +1752,6 @@
           </w:p>
           <w:p/>
           <w:p>
-            <w:pPr>
-              <w:rPr>
-                <w:lang w:val="en-US"/>
-              </w:rPr>
-            </w:pPr>
             <w:r>
               <w:t>Показать,</w:t>
             </w:r>
@@ -1708,19 +1759,16 @@
               <w:t xml:space="preserve"> как </w:t>
             </w:r>
             <w:r>
-              <w:t>работает:</w:t>
-            </w:r>
-          </w:p>
-          <w:p>
-            <w:pPr>
-              <w:pStyle w:val="a4"/>
-              <w:numPr>
-                <w:ilvl w:val="0"/>
-                <w:numId w:val="11"/>
-              </w:numPr>
-            </w:pPr>
-            <w:r>
-              <w:t xml:space="preserve">Внутренние соединение </w:t>
+              <w:t>работает в</w:t>
+            </w:r>
+            <w:r>
+              <w:t>нутренн</w:t>
+            </w:r>
+            <w:r>
+              <w:t>е</w:t>
+            </w:r>
+            <w:r>
+              <w:t xml:space="preserve">е соединение </w:t>
             </w:r>
           </w:p>
         </w:tc>
@@ -1759,7 +1807,7 @@
               <w:pStyle w:val="a4"/>
               <w:numPr>
                 <w:ilvl w:val="0"/>
-                <w:numId w:val="9"/>
+                <w:numId w:val="18"/>
               </w:numPr>
             </w:pPr>
             <w:r>
@@ -1771,7 +1819,7 @@
               <w:pStyle w:val="a4"/>
               <w:numPr>
                 <w:ilvl w:val="0"/>
-                <w:numId w:val="9"/>
+                <w:numId w:val="18"/>
               </w:numPr>
             </w:pPr>
             <w:r>
@@ -1792,7 +1840,7 @@
               <w:pStyle w:val="a4"/>
               <w:numPr>
                 <w:ilvl w:val="0"/>
-                <w:numId w:val="9"/>
+                <w:numId w:val="18"/>
               </w:numPr>
             </w:pPr>
             <w:r>
@@ -1818,7 +1866,7 @@
               <w:pStyle w:val="a4"/>
               <w:numPr>
                 <w:ilvl w:val="0"/>
-                <w:numId w:val="10"/>
+                <w:numId w:val="19"/>
               </w:numPr>
             </w:pPr>
             <w:r>
@@ -1842,7 +1890,7 @@
               <w:pStyle w:val="a4"/>
               <w:numPr>
                 <w:ilvl w:val="0"/>
-                <w:numId w:val="10"/>
+                <w:numId w:val="19"/>
               </w:numPr>
             </w:pPr>
             <w:r>
@@ -1850,6 +1898,13 @@
             </w:r>
           </w:p>
           <w:p>
+            <w:pPr>
+              <w:pStyle w:val="a4"/>
+              <w:numPr>
+                <w:ilvl w:val="0"/>
+                <w:numId w:val="19"/>
+              </w:numPr>
+            </w:pPr>
             <w:r>
               <w:t>Создать и заполнить данными коллекцию</w:t>
             </w:r>
@@ -1880,18 +1935,28 @@
           </w:p>
           <w:p/>
           <w:p>
-            <w:pPr>
-              <w:rPr>
-                <w:lang w:val="en-US"/>
-              </w:rPr>
-            </w:pPr>
-            <w:r>
-              <w:t>Показать, как работает:</w:t>
-            </w:r>
-          </w:p>
-          <w:p>
-            <w:r>
-              <w:t>Внутренние соединение</w:t>
+            <w:r>
+              <w:t xml:space="preserve">Показать, как работает </w:t>
+            </w:r>
+            <w:commentRangeStart w:id="1"/>
+            <w:r>
+              <w:t>в</w:t>
+            </w:r>
+            <w:r>
+              <w:t>нутренн</w:t>
+            </w:r>
+            <w:r>
+              <w:t>ее</w:t>
+            </w:r>
+            <w:commentRangeEnd w:id="1"/>
+            <w:r>
+              <w:rPr>
+                <w:rStyle w:val="a5"/>
+              </w:rPr>
+              <w:commentReference w:id="1"/>
+            </w:r>
+            <w:r>
+              <w:t xml:space="preserve"> соединение</w:t>
             </w:r>
           </w:p>
         </w:tc>
@@ -2011,9 +2076,36 @@
 </w:document>
 </file>
 
+<file path=word/comments.xml><?xml version="1.0" encoding="utf-8"?>
+<w:comments xmlns:wpc="http://schemas.microsoft.com/office/word/2010/wordprocessingCanvas" xmlns:mc="http://schemas.openxmlformats.org/markup-compatibility/2006" xmlns:o="urn:schemas-microsoft-com:office:office" xmlns:r="http://schemas.openxmlformats.org/officeDocument/2006/relationships" xmlns:m="http://schemas.openxmlformats.org/officeDocument/2006/math" xmlns:v="urn:schemas-microsoft-com:vml" xmlns:wp14="http://schemas.microsoft.com/office/word/2010/wordprocessingDrawing" xmlns:wp="http://schemas.openxmlformats.org/drawingml/2006/wordprocessingDrawing" xmlns:w10="urn:schemas-microsoft-com:office:word" xmlns:w="http://schemas.openxmlformats.org/wordprocessingml/2006/main" xmlns:w14="http://schemas.microsoft.com/office/word/2010/wordml" xmlns:w15="http://schemas.microsoft.com/office/word/2012/wordml" xmlns:wpg="http://schemas.microsoft.com/office/word/2010/wordprocessingGroup" xmlns:wpi="http://schemas.microsoft.com/office/word/2010/wordprocessingInk" xmlns:wne="http://schemas.microsoft.com/office/word/2006/wordml" xmlns:wps="http://schemas.microsoft.com/office/word/2010/wordprocessingShape" mc:Ignorable="w14 w15 wp14">
+  <w:comment w:id="1" w:author="vse" w:date="2026-01-27T21:00:00Z" w:initials="v">
+    <w:p>
+      <w:pPr>
+        <w:pStyle w:val="a6"/>
+      </w:pPr>
+      <w:r>
+        <w:rPr>
+          <w:rStyle w:val="a5"/>
+        </w:rPr>
+        <w:annotationRef/>
+      </w:r>
+      <w:r>
+        <w:t>может второму внешнее дать?</w:t>
+      </w:r>
+    </w:p>
+  </w:comment>
+</w:comments>
+</file>
+
+<file path=word/commentsExtended.xml><?xml version="1.0" encoding="utf-8"?>
+<w15:commentsEx xmlns:wpc="http://schemas.microsoft.com/office/word/2010/wordprocessingCanvas" xmlns:mc="http://schemas.openxmlformats.org/markup-compatibility/2006" xmlns:o="urn:schemas-microsoft-com:office:office" xmlns:r="http://schemas.openxmlformats.org/officeDocument/2006/relationships" xmlns:m="http://schemas.openxmlformats.org/officeDocument/2006/math" xmlns:v="urn:schemas-microsoft-com:vml" xmlns:wp14="http://schemas.microsoft.com/office/word/2010/wordprocessingDrawing" xmlns:wp="http://schemas.openxmlformats.org/drawingml/2006/wordprocessingDrawing" xmlns:w10="urn:schemas-microsoft-com:office:word" xmlns:w="http://schemas.openxmlformats.org/wordprocessingml/2006/main" xmlns:w14="http://schemas.microsoft.com/office/word/2010/wordml" xmlns:w15="http://schemas.microsoft.com/office/word/2012/wordml" xmlns:wpg="http://schemas.microsoft.com/office/word/2010/wordprocessingGroup" xmlns:wpi="http://schemas.microsoft.com/office/word/2010/wordprocessingInk" xmlns:wne="http://schemas.microsoft.com/office/word/2006/wordml" xmlns:wps="http://schemas.microsoft.com/office/word/2010/wordprocessingShape" mc:Ignorable="w14 w15 wp14">
+  <w15:commentEx w15:paraId="74DB555F" w15:done="0"/>
+</w15:commentsEx>
+</file>
+
 <file path=word/numbering.xml><?xml version="1.0" encoding="utf-8"?>
-<w:numbering xmlns:wpc="http://schemas.microsoft.com/office/word/2010/wordprocessingCanvas" xmlns:cx="http://schemas.microsoft.com/office/drawing/2014/chartex" xmlns:cx1="http://schemas.microsoft.com/office/drawing/2015/9/8/chartex" xmlns:cx2="http://schemas.microsoft.com/office/drawing/2015/10/21/chartex" xmlns:cx3="http://schemas.microsoft.com/office/drawing/2016/5/9/chartex" xmlns:cx4="http://schemas.microsoft.com/office/drawing/2016/5/10/chartex" xmlns:cx5="http://schemas.microsoft.com/office/drawing/2016/5/11/chartex" xmlns:cx6="http://schemas.microsoft.com/office/drawing/2016/5/12/chartex" xmlns:cx7="http://schemas.microsoft.com/office/drawing/2016/5/13/chartex" xmlns:cx8="http://schemas.microsoft.com/office/drawing/2016/5/14/chartex" xmlns:mc="http://schemas.openxmlformats.org/markup-compatibility/2006" xmlns:aink="http://schemas.microsoft.com/office/drawing/2016/ink" xmlns:am3d="http://schemas.microsoft.com/office/drawing/2017/model3d" xmlns:o="urn:schemas-microsoft-com:office:office" xmlns:r="http://schemas.openxmlformats.org/officeDocument/2006/relationships" xmlns:m="http://schemas.openxmlformats.org/officeDocument/2006/math" xmlns:v="urn:schemas-microsoft-com:vml" xmlns:wp14="http://schemas.microsoft.com/office/word/2010/wordprocessingDrawing" xmlns:wp="http://schemas.openxmlformats.org/drawingml/2006/wordprocessingDrawing" xmlns:w10="urn:schemas-microsoft-com:office:word" xmlns:w="http://schemas.openxmlformats.org/wordprocessingml/2006/main" xmlns:w14="http://schemas.microsoft.com/office/word/2010/wordml" xmlns:w15="http://schemas.microsoft.com/office/word/2012/wordml" xmlns:w16cex="http://schemas.microsoft.com/office/word/2018/wordml/cex" xmlns:w16cid="http://schemas.microsoft.com/office/word/2016/wordml/cid" xmlns:w16="http://schemas.microsoft.com/office/word/2018/wordml" xmlns:w16sdtdh="http://schemas.microsoft.com/office/word/2020/wordml/sdtdatahash" xmlns:w16se="http://schemas.microsoft.com/office/word/2015/wordml/symex" xmlns:wpg="http://schemas.microsoft.com/office/word/2010/wordprocessingGroup" xmlns:wpi="http://schemas.microsoft.com/office/word/2010/wordprocessingInk" xmlns:wne="http://schemas.microsoft.com/office/word/2006/wordml" xmlns:wps="http://schemas.microsoft.com/office/word/2010/wordprocessingShape" mc:Ignorable="w14 w15 w16se w16cid w16 w16cex w16sdtdh wp14">
-  <w:abstractNum w:abstractNumId="0" w15:restartNumberingAfterBreak="0">
+<w:numbering xmlns:wpc="http://schemas.microsoft.com/office/word/2010/wordprocessingCanvas" xmlns:mc="http://schemas.openxmlformats.org/markup-compatibility/2006" xmlns:o="urn:schemas-microsoft-com:office:office" xmlns:r="http://schemas.openxmlformats.org/officeDocument/2006/relationships" xmlns:m="http://schemas.openxmlformats.org/officeDocument/2006/math" xmlns:v="urn:schemas-microsoft-com:vml" xmlns:wp14="http://schemas.microsoft.com/office/word/2010/wordprocessingDrawing" xmlns:wp="http://schemas.openxmlformats.org/drawingml/2006/wordprocessingDrawing" xmlns:w10="urn:schemas-microsoft-com:office:word" xmlns:w="http://schemas.openxmlformats.org/wordprocessingml/2006/main" xmlns:w14="http://schemas.microsoft.com/office/word/2010/wordml" xmlns:w15="http://schemas.microsoft.com/office/word/2012/wordml" xmlns:wpg="http://schemas.microsoft.com/office/word/2010/wordprocessingGroup" xmlns:wpi="http://schemas.microsoft.com/office/word/2010/wordprocessingInk" xmlns:wne="http://schemas.microsoft.com/office/word/2006/wordml" xmlns:wps="http://schemas.microsoft.com/office/word/2010/wordprocessingShape" mc:Ignorable="w14 w15 wp14">
+  <w:abstractNum w:abstractNumId="0">
     <w:nsid w:val="0BE63949"/>
     <w:multiLevelType w:val="hybridMultilevel"/>
     <w:tmpl w:val="A768CA9E"/>
@@ -2099,7 +2191,7 @@
       </w:pPr>
     </w:lvl>
   </w:abstractNum>
-  <w:abstractNum w:abstractNumId="1" w15:restartNumberingAfterBreak="0">
+  <w:abstractNum w:abstractNumId="1">
     <w:nsid w:val="0F8E747A"/>
     <w:multiLevelType w:val="hybridMultilevel"/>
     <w:tmpl w:val="3E6296FA"/>
@@ -2188,7 +2280,7 @@
       </w:pPr>
     </w:lvl>
   </w:abstractNum>
-  <w:abstractNum w:abstractNumId="2" w15:restartNumberingAfterBreak="0">
+  <w:abstractNum w:abstractNumId="2">
     <w:nsid w:val="10B222EE"/>
     <w:multiLevelType w:val="hybridMultilevel"/>
     <w:tmpl w:val="30F0AD1A"/>
@@ -2274,7 +2366,7 @@
       </w:pPr>
     </w:lvl>
   </w:abstractNum>
-  <w:abstractNum w:abstractNumId="3" w15:restartNumberingAfterBreak="0">
+  <w:abstractNum w:abstractNumId="3">
     <w:nsid w:val="13154E28"/>
     <w:multiLevelType w:val="hybridMultilevel"/>
     <w:tmpl w:val="30F0AD1A"/>
@@ -2360,7 +2452,7 @@
       </w:pPr>
     </w:lvl>
   </w:abstractNum>
-  <w:abstractNum w:abstractNumId="4" w15:restartNumberingAfterBreak="0">
+  <w:abstractNum w:abstractNumId="4">
     <w:nsid w:val="13583BFC"/>
     <w:multiLevelType w:val="hybridMultilevel"/>
     <w:tmpl w:val="CD3AB6C4"/>
@@ -2449,7 +2541,7 @@
       </w:pPr>
     </w:lvl>
   </w:abstractNum>
-  <w:abstractNum w:abstractNumId="5" w15:restartNumberingAfterBreak="0">
+  <w:abstractNum w:abstractNumId="5">
     <w:nsid w:val="169623E4"/>
     <w:multiLevelType w:val="hybridMultilevel"/>
     <w:tmpl w:val="30F0AD1A"/>
@@ -2535,7 +2627,7 @@
       </w:pPr>
     </w:lvl>
   </w:abstractNum>
-  <w:abstractNum w:abstractNumId="6" w15:restartNumberingAfterBreak="0">
+  <w:abstractNum w:abstractNumId="6">
     <w:nsid w:val="17182C30"/>
     <w:multiLevelType w:val="hybridMultilevel"/>
     <w:tmpl w:val="E2D0C2B6"/>
@@ -2648,7 +2740,7 @@
       </w:rPr>
     </w:lvl>
   </w:abstractNum>
-  <w:abstractNum w:abstractNumId="7" w15:restartNumberingAfterBreak="0">
+  <w:abstractNum w:abstractNumId="7">
     <w:nsid w:val="206A3DD8"/>
     <w:multiLevelType w:val="hybridMultilevel"/>
     <w:tmpl w:val="A768CA9E"/>
@@ -2734,7 +2826,96 @@
       </w:pPr>
     </w:lvl>
   </w:abstractNum>
-  <w:abstractNum w:abstractNumId="8" w15:restartNumberingAfterBreak="0">
+  <w:abstractNum w:abstractNumId="8">
+    <w:nsid w:val="2AD97655"/>
+    <w:multiLevelType w:val="hybridMultilevel"/>
+    <w:tmpl w:val="3E6296FA"/>
+    <w:lvl w:ilvl="0" w:tplc="04190011">
+      <w:start w:val="1"/>
+      <w:numFmt w:val="decimal"/>
+      <w:lvlText w:val="%1)"/>
+      <w:lvlJc w:val="left"/>
+      <w:pPr>
+        <w:ind w:left="720" w:hanging="360"/>
+      </w:pPr>
+      <w:rPr>
+        <w:rFonts w:hint="default"/>
+      </w:rPr>
+    </w:lvl>
+    <w:lvl w:ilvl="1" w:tplc="04190019" w:tentative="1">
+      <w:start w:val="1"/>
+      <w:numFmt w:val="lowerLetter"/>
+      <w:lvlText w:val="%2."/>
+      <w:lvlJc w:val="left"/>
+      <w:pPr>
+        <w:ind w:left="1440" w:hanging="360"/>
+      </w:pPr>
+    </w:lvl>
+    <w:lvl w:ilvl="2" w:tplc="0419001B" w:tentative="1">
+      <w:start w:val="1"/>
+      <w:numFmt w:val="lowerRoman"/>
+      <w:lvlText w:val="%3."/>
+      <w:lvlJc w:val="right"/>
+      <w:pPr>
+        <w:ind w:left="2160" w:hanging="180"/>
+      </w:pPr>
+    </w:lvl>
+    <w:lvl w:ilvl="3" w:tplc="0419000F" w:tentative="1">
+      <w:start w:val="1"/>
+      <w:numFmt w:val="decimal"/>
+      <w:lvlText w:val="%4."/>
+      <w:lvlJc w:val="left"/>
+      <w:pPr>
+        <w:ind w:left="2880" w:hanging="360"/>
+      </w:pPr>
+    </w:lvl>
+    <w:lvl w:ilvl="4" w:tplc="04190019" w:tentative="1">
+      <w:start w:val="1"/>
+      <w:numFmt w:val="lowerLetter"/>
+      <w:lvlText w:val="%5."/>
+      <w:lvlJc w:val="left"/>
+      <w:pPr>
+        <w:ind w:left="3600" w:hanging="360"/>
+      </w:pPr>
+    </w:lvl>
+    <w:lvl w:ilvl="5" w:tplc="0419001B" w:tentative="1">
+      <w:start w:val="1"/>
+      <w:numFmt w:val="lowerRoman"/>
+      <w:lvlText w:val="%6."/>
+      <w:lvlJc w:val="right"/>
+      <w:pPr>
+        <w:ind w:left="4320" w:hanging="180"/>
+      </w:pPr>
+    </w:lvl>
+    <w:lvl w:ilvl="6" w:tplc="0419000F" w:tentative="1">
+      <w:start w:val="1"/>
+      <w:numFmt w:val="decimal"/>
+      <w:lvlText w:val="%7."/>
+      <w:lvlJc w:val="left"/>
+      <w:pPr>
+        <w:ind w:left="5040" w:hanging="360"/>
+      </w:pPr>
+    </w:lvl>
+    <w:lvl w:ilvl="7" w:tplc="04190019" w:tentative="1">
+      <w:start w:val="1"/>
+      <w:numFmt w:val="lowerLetter"/>
+      <w:lvlText w:val="%8."/>
+      <w:lvlJc w:val="left"/>
+      <w:pPr>
+        <w:ind w:left="5760" w:hanging="360"/>
+      </w:pPr>
+    </w:lvl>
+    <w:lvl w:ilvl="8" w:tplc="0419001B" w:tentative="1">
+      <w:start w:val="1"/>
+      <w:numFmt w:val="lowerRoman"/>
+      <w:lvlText w:val="%9."/>
+      <w:lvlJc w:val="right"/>
+      <w:pPr>
+        <w:ind w:left="6480" w:hanging="180"/>
+      </w:pPr>
+    </w:lvl>
+  </w:abstractNum>
+  <w:abstractNum w:abstractNumId="9">
     <w:nsid w:val="37AD3445"/>
     <w:multiLevelType w:val="hybridMultilevel"/>
     <w:tmpl w:val="30F0AD1A"/>
@@ -2820,7 +3001,7 @@
       </w:pPr>
     </w:lvl>
   </w:abstractNum>
-  <w:abstractNum w:abstractNumId="9" w15:restartNumberingAfterBreak="0">
+  <w:abstractNum w:abstractNumId="10">
     <w:nsid w:val="3A3B19D6"/>
     <w:multiLevelType w:val="hybridMultilevel"/>
     <w:tmpl w:val="B1603408"/>
@@ -2906,7 +3087,7 @@
       </w:pPr>
     </w:lvl>
   </w:abstractNum>
-  <w:abstractNum w:abstractNumId="10" w15:restartNumberingAfterBreak="0">
+  <w:abstractNum w:abstractNumId="11">
     <w:nsid w:val="43943D18"/>
     <w:multiLevelType w:val="hybridMultilevel"/>
     <w:tmpl w:val="B1603408"/>
@@ -2992,7 +3173,7 @@
       </w:pPr>
     </w:lvl>
   </w:abstractNum>
-  <w:abstractNum w:abstractNumId="11" w15:restartNumberingAfterBreak="0">
+  <w:abstractNum w:abstractNumId="12">
     <w:nsid w:val="4C18759A"/>
     <w:multiLevelType w:val="hybridMultilevel"/>
     <w:tmpl w:val="B1603408"/>
@@ -3078,7 +3259,7 @@
       </w:pPr>
     </w:lvl>
   </w:abstractNum>
-  <w:abstractNum w:abstractNumId="12" w15:restartNumberingAfterBreak="0">
+  <w:abstractNum w:abstractNumId="13">
     <w:nsid w:val="4E281016"/>
     <w:multiLevelType w:val="hybridMultilevel"/>
     <w:tmpl w:val="86D40332"/>
@@ -3164,7 +3345,7 @@
       </w:pPr>
     </w:lvl>
   </w:abstractNum>
-  <w:abstractNum w:abstractNumId="13" w15:restartNumberingAfterBreak="0">
+  <w:abstractNum w:abstractNumId="14">
     <w:nsid w:val="55A9715A"/>
     <w:multiLevelType w:val="hybridMultilevel"/>
     <w:tmpl w:val="CB8663CA"/>
@@ -3250,7 +3431,93 @@
       </w:pPr>
     </w:lvl>
   </w:abstractNum>
-  <w:abstractNum w:abstractNumId="14" w15:restartNumberingAfterBreak="0">
+  <w:abstractNum w:abstractNumId="15">
+    <w:nsid w:val="5981718B"/>
+    <w:multiLevelType w:val="hybridMultilevel"/>
+    <w:tmpl w:val="CB8663CA"/>
+    <w:lvl w:ilvl="0" w:tplc="04190011">
+      <w:start w:val="1"/>
+      <w:numFmt w:val="decimal"/>
+      <w:lvlText w:val="%1)"/>
+      <w:lvlJc w:val="left"/>
+      <w:pPr>
+        <w:ind w:left="720" w:hanging="360"/>
+      </w:pPr>
+    </w:lvl>
+    <w:lvl w:ilvl="1" w:tplc="04190019" w:tentative="1">
+      <w:start w:val="1"/>
+      <w:numFmt w:val="lowerLetter"/>
+      <w:lvlText w:val="%2."/>
+      <w:lvlJc w:val="left"/>
+      <w:pPr>
+        <w:ind w:left="1440" w:hanging="360"/>
+      </w:pPr>
+    </w:lvl>
+    <w:lvl w:ilvl="2" w:tplc="0419001B" w:tentative="1">
+      <w:start w:val="1"/>
+      <w:numFmt w:val="lowerRoman"/>
+      <w:lvlText w:val="%3."/>
+      <w:lvlJc w:val="right"/>
+      <w:pPr>
+        <w:ind w:left="2160" w:hanging="180"/>
+      </w:pPr>
+    </w:lvl>
+    <w:lvl w:ilvl="3" w:tplc="0419000F" w:tentative="1">
+      <w:start w:val="1"/>
+      <w:numFmt w:val="decimal"/>
+      <w:lvlText w:val="%4."/>
+      <w:lvlJc w:val="left"/>
+      <w:pPr>
+        <w:ind w:left="2880" w:hanging="360"/>
+      </w:pPr>
+    </w:lvl>
+    <w:lvl w:ilvl="4" w:tplc="04190019" w:tentative="1">
+      <w:start w:val="1"/>
+      <w:numFmt w:val="lowerLetter"/>
+      <w:lvlText w:val="%5."/>
+      <w:lvlJc w:val="left"/>
+      <w:pPr>
+        <w:ind w:left="3600" w:hanging="360"/>
+      </w:pPr>
+    </w:lvl>
+    <w:lvl w:ilvl="5" w:tplc="0419001B" w:tentative="1">
+      <w:start w:val="1"/>
+      <w:numFmt w:val="lowerRoman"/>
+      <w:lvlText w:val="%6."/>
+      <w:lvlJc w:val="right"/>
+      <w:pPr>
+        <w:ind w:left="4320" w:hanging="180"/>
+      </w:pPr>
+    </w:lvl>
+    <w:lvl w:ilvl="6" w:tplc="0419000F" w:tentative="1">
+      <w:start w:val="1"/>
+      <w:numFmt w:val="decimal"/>
+      <w:lvlText w:val="%7."/>
+      <w:lvlJc w:val="left"/>
+      <w:pPr>
+        <w:ind w:left="5040" w:hanging="360"/>
+      </w:pPr>
+    </w:lvl>
+    <w:lvl w:ilvl="7" w:tplc="04190019" w:tentative="1">
+      <w:start w:val="1"/>
+      <w:numFmt w:val="lowerLetter"/>
+      <w:lvlText w:val="%8."/>
+      <w:lvlJc w:val="left"/>
+      <w:pPr>
+        <w:ind w:left="5760" w:hanging="360"/>
+      </w:pPr>
+    </w:lvl>
+    <w:lvl w:ilvl="8" w:tplc="0419001B" w:tentative="1">
+      <w:start w:val="1"/>
+      <w:numFmt w:val="lowerRoman"/>
+      <w:lvlText w:val="%9."/>
+      <w:lvlJc w:val="right"/>
+      <w:pPr>
+        <w:ind w:left="6480" w:hanging="180"/>
+      </w:pPr>
+    </w:lvl>
+  </w:abstractNum>
+  <w:abstractNum w:abstractNumId="16">
     <w:nsid w:val="60321933"/>
     <w:multiLevelType w:val="hybridMultilevel"/>
     <w:tmpl w:val="3E6296FA"/>
@@ -3339,7 +3606,7 @@
       </w:pPr>
     </w:lvl>
   </w:abstractNum>
-  <w:abstractNum w:abstractNumId="15" w15:restartNumberingAfterBreak="0">
+  <w:abstractNum w:abstractNumId="17">
     <w:nsid w:val="78330058"/>
     <w:multiLevelType w:val="hybridMultilevel"/>
     <w:tmpl w:val="3E6296FA"/>
@@ -3428,7 +3695,7 @@
       </w:pPr>
     </w:lvl>
   </w:abstractNum>
-  <w:abstractNum w:abstractNumId="16" w15:restartNumberingAfterBreak="0">
+  <w:abstractNum w:abstractNumId="18">
     <w:nsid w:val="7E5A1A18"/>
     <w:multiLevelType w:val="hybridMultilevel"/>
     <w:tmpl w:val="B1603408"/>
@@ -3518,7 +3785,7 @@
     <w:abstractNumId w:val="4"/>
   </w:num>
   <w:num w:numId="2">
-    <w:abstractNumId w:val="11"/>
+    <w:abstractNumId w:val="12"/>
   </w:num>
   <w:num w:numId="3">
     <w:abstractNumId w:val="6"/>
@@ -3527,7 +3794,7 @@
     <w:abstractNumId w:val="0"/>
   </w:num>
   <w:num w:numId="5">
-    <w:abstractNumId w:val="14"/>
+    <w:abstractNumId w:val="16"/>
   </w:num>
   <w:num w:numId="6">
     <w:abstractNumId w:val="5"/>
@@ -3536,19 +3803,19 @@
     <w:abstractNumId w:val="3"/>
   </w:num>
   <w:num w:numId="8">
-    <w:abstractNumId w:val="9"/>
+    <w:abstractNumId w:val="10"/>
   </w:num>
   <w:num w:numId="9">
+    <w:abstractNumId w:val="14"/>
+  </w:num>
+  <w:num w:numId="10">
+    <w:abstractNumId w:val="17"/>
+  </w:num>
+  <w:num w:numId="11">
     <w:abstractNumId w:val="13"/>
   </w:num>
-  <w:num w:numId="10">
-    <w:abstractNumId w:val="15"/>
-  </w:num>
-  <w:num w:numId="11">
-    <w:abstractNumId w:val="12"/>
-  </w:num>
   <w:num w:numId="12">
-    <w:abstractNumId w:val="10"/>
+    <w:abstractNumId w:val="11"/>
   </w:num>
   <w:num w:numId="13">
     <w:abstractNumId w:val="7"/>
@@ -3560,16 +3827,30 @@
     <w:abstractNumId w:val="2"/>
   </w:num>
   <w:num w:numId="16">
-    <w:abstractNumId w:val="8"/>
+    <w:abstractNumId w:val="9"/>
   </w:num>
   <w:num w:numId="17">
-    <w:abstractNumId w:val="16"/>
+    <w:abstractNumId w:val="18"/>
+  </w:num>
+  <w:num w:numId="18">
+    <w:abstractNumId w:val="15"/>
+  </w:num>
+  <w:num w:numId="19">
+    <w:abstractNumId w:val="8"/>
   </w:num>
 </w:numbering>
 </file>
 
+<file path=word/people.xml><?xml version="1.0" encoding="utf-8"?>
+<w15:people xmlns:wpc="http://schemas.microsoft.com/office/word/2010/wordprocessingCanvas" xmlns:mc="http://schemas.openxmlformats.org/markup-compatibility/2006" xmlns:o="urn:schemas-microsoft-com:office:office" xmlns:r="http://schemas.openxmlformats.org/officeDocument/2006/relationships" xmlns:m="http://schemas.openxmlformats.org/officeDocument/2006/math" xmlns:v="urn:schemas-microsoft-com:vml" xmlns:wp14="http://schemas.microsoft.com/office/word/2010/wordprocessingDrawing" xmlns:wp="http://schemas.openxmlformats.org/drawingml/2006/wordprocessingDrawing" xmlns:w10="urn:schemas-microsoft-com:office:word" xmlns:w="http://schemas.openxmlformats.org/wordprocessingml/2006/main" xmlns:w14="http://schemas.microsoft.com/office/word/2010/wordml" xmlns:w15="http://schemas.microsoft.com/office/word/2012/wordml" xmlns:wpg="http://schemas.microsoft.com/office/word/2010/wordprocessingGroup" xmlns:wpi="http://schemas.microsoft.com/office/word/2010/wordprocessingInk" xmlns:wne="http://schemas.microsoft.com/office/word/2006/wordml" xmlns:wps="http://schemas.microsoft.com/office/word/2010/wordprocessingShape" mc:Ignorable="w14 w15 wp14">
+  <w15:person w15:author="vse">
+    <w15:presenceInfo w15:providerId="None" w15:userId="vse"/>
+  </w15:person>
+</w15:people>
+</file>
+
 <file path=word/styles.xml><?xml version="1.0" encoding="utf-8"?>
-<w:styles xmlns:mc="http://schemas.openxmlformats.org/markup-compatibility/2006" xmlns:r="http://schemas.openxmlformats.org/officeDocument/2006/relationships" xmlns:w="http://schemas.openxmlformats.org/wordprocessingml/2006/main" xmlns:w14="http://schemas.microsoft.com/office/word/2010/wordml" xmlns:w15="http://schemas.microsoft.com/office/word/2012/wordml" xmlns:w16cex="http://schemas.microsoft.com/office/word/2018/wordml/cex" xmlns:w16cid="http://schemas.microsoft.com/office/word/2016/wordml/cid" xmlns:w16="http://schemas.microsoft.com/office/word/2018/wordml" xmlns:w16sdtdh="http://schemas.microsoft.com/office/word/2020/wordml/sdtdatahash" xmlns:w16se="http://schemas.microsoft.com/office/word/2015/wordml/symex" mc:Ignorable="w14 w15 w16se w16cid w16 w16cex w16sdtdh">
+<w:styles xmlns:mc="http://schemas.openxmlformats.org/markup-compatibility/2006" xmlns:r="http://schemas.openxmlformats.org/officeDocument/2006/relationships" xmlns:w="http://schemas.openxmlformats.org/wordprocessingml/2006/main" xmlns:w14="http://schemas.microsoft.com/office/word/2010/wordml" xmlns:w15="http://schemas.microsoft.com/office/word/2012/wordml" mc:Ignorable="w14 w15">
   <w:docDefaults>
     <w:rPrDefault>
       <w:rPr>
@@ -3585,7 +3866,7 @@
       </w:pPr>
     </w:pPrDefault>
   </w:docDefaults>
-  <w:latentStyles w:defLockedState="0" w:defUIPriority="99" w:defSemiHidden="0" w:defUnhideWhenUsed="0" w:defQFormat="0" w:count="376">
+  <w:latentStyles w:defLockedState="0" w:defUIPriority="99" w:defSemiHidden="0" w:defUnhideWhenUsed="0" w:defQFormat="0" w:count="371">
     <w:lsdException w:name="Normal" w:uiPriority="0" w:qFormat="1"/>
     <w:lsdException w:name="heading 1" w:uiPriority="9" w:qFormat="1"/>
     <w:lsdException w:name="heading 2" w:semiHidden="1" w:uiPriority="9" w:unhideWhenUsed="1" w:qFormat="1"/>
@@ -3740,7 +4021,7 @@
     <w:lsdException w:name="Table Web 2" w:semiHidden="1" w:unhideWhenUsed="1"/>
     <w:lsdException w:name="Table Web 3" w:semiHidden="1" w:unhideWhenUsed="1"/>
     <w:lsdException w:name="Balloon Text" w:semiHidden="1" w:unhideWhenUsed="1"/>
-    <w:lsdException w:name="Table Grid" w:semiHidden="1" w:uiPriority="39" w:unhideWhenUsed="1"/>
+    <w:lsdException w:name="Table Grid" w:uiPriority="39"/>
     <w:lsdException w:name="Table Theme" w:semiHidden="1" w:unhideWhenUsed="1"/>
     <w:lsdException w:name="Placeholder Text" w:semiHidden="1"/>
     <w:lsdException w:name="No Spacing" w:uiPriority="1" w:qFormat="1"/>
@@ -3957,11 +4238,6 @@
     <w:lsdException w:name="List Table 5 Dark Accent 6" w:uiPriority="50"/>
     <w:lsdException w:name="List Table 6 Colorful Accent 6" w:uiPriority="51"/>
     <w:lsdException w:name="List Table 7 Colorful Accent 6" w:uiPriority="52"/>
-    <w:lsdException w:name="Mention" w:semiHidden="1" w:unhideWhenUsed="1"/>
-    <w:lsdException w:name="Smart Hyperlink" w:semiHidden="1" w:unhideWhenUsed="1"/>
-    <w:lsdException w:name="Hashtag" w:semiHidden="1" w:unhideWhenUsed="1"/>
-    <w:lsdException w:name="Unresolved Mention" w:semiHidden="1" w:unhideWhenUsed="1"/>
-    <w:lsdException w:name="Smart Link" w:semiHidden="1" w:unhideWhenUsed="1"/>
   </w:latentStyles>
   <w:style w:type="paragraph" w:default="1" w:styleId="a">
     <w:name w:val="Normal"/>
@@ -4003,6 +4279,7 @@
       <w:spacing w:after="0" w:line="240" w:lineRule="auto"/>
     </w:pPr>
     <w:tblPr>
+      <w:tblInd w:w="0" w:type="dxa"/>
       <w:tblBorders>
         <w:top w:val="single" w:sz="4" w:space="0" w:color="auto"/>
         <w:left w:val="single" w:sz="4" w:space="0" w:color="auto"/>
@@ -4011,6 +4288,12 @@
         <w:insideH w:val="single" w:sz="4" w:space="0" w:color="auto"/>
         <w:insideV w:val="single" w:sz="4" w:space="0" w:color="auto"/>
       </w:tblBorders>
+      <w:tblCellMar>
+        <w:top w:w="0" w:type="dxa"/>
+        <w:left w:w="108" w:type="dxa"/>
+        <w:bottom w:w="0" w:type="dxa"/>
+        <w:right w:w="108" w:type="dxa"/>
+      </w:tblCellMar>
     </w:tblPr>
   </w:style>
   <w:style w:type="paragraph" w:styleId="a4">
@@ -4023,6 +4306,104 @@
       <w:ind w:left="720"/>
       <w:contextualSpacing/>
     </w:pPr>
+  </w:style>
+  <w:style w:type="character" w:styleId="a5">
+    <w:name w:val="annotation reference"/>
+    <w:basedOn w:val="a0"/>
+    <w:uiPriority w:val="99"/>
+    <w:semiHidden/>
+    <w:unhideWhenUsed/>
+    <w:rsid w:val="00D9709F"/>
+    <w:rPr>
+      <w:sz w:val="16"/>
+      <w:szCs w:val="16"/>
+    </w:rPr>
+  </w:style>
+  <w:style w:type="paragraph" w:styleId="a6">
+    <w:name w:val="annotation text"/>
+    <w:basedOn w:val="a"/>
+    <w:link w:val="a7"/>
+    <w:uiPriority w:val="99"/>
+    <w:semiHidden/>
+    <w:unhideWhenUsed/>
+    <w:rsid w:val="00D9709F"/>
+    <w:pPr>
+      <w:spacing w:line="240" w:lineRule="auto"/>
+    </w:pPr>
+    <w:rPr>
+      <w:sz w:val="20"/>
+      <w:szCs w:val="20"/>
+    </w:rPr>
+  </w:style>
+  <w:style w:type="character" w:customStyle="1" w:styleId="a7">
+    <w:name w:val="Текст примечания Знак"/>
+    <w:basedOn w:val="a0"/>
+    <w:link w:val="a6"/>
+    <w:uiPriority w:val="99"/>
+    <w:semiHidden/>
+    <w:rsid w:val="00D9709F"/>
+    <w:rPr>
+      <w:sz w:val="20"/>
+      <w:szCs w:val="20"/>
+    </w:rPr>
+  </w:style>
+  <w:style w:type="paragraph" w:styleId="a8">
+    <w:name w:val="annotation subject"/>
+    <w:basedOn w:val="a6"/>
+    <w:next w:val="a6"/>
+    <w:link w:val="a9"/>
+    <w:uiPriority w:val="99"/>
+    <w:semiHidden/>
+    <w:unhideWhenUsed/>
+    <w:rsid w:val="00D9709F"/>
+    <w:rPr>
+      <w:b/>
+      <w:bCs/>
+    </w:rPr>
+  </w:style>
+  <w:style w:type="character" w:customStyle="1" w:styleId="a9">
+    <w:name w:val="Тема примечания Знак"/>
+    <w:basedOn w:val="a7"/>
+    <w:link w:val="a8"/>
+    <w:uiPriority w:val="99"/>
+    <w:semiHidden/>
+    <w:rsid w:val="00D9709F"/>
+    <w:rPr>
+      <w:b/>
+      <w:bCs/>
+      <w:sz w:val="20"/>
+      <w:szCs w:val="20"/>
+    </w:rPr>
+  </w:style>
+  <w:style w:type="paragraph" w:styleId="aa">
+    <w:name w:val="Balloon Text"/>
+    <w:basedOn w:val="a"/>
+    <w:link w:val="ab"/>
+    <w:uiPriority w:val="99"/>
+    <w:semiHidden/>
+    <w:unhideWhenUsed/>
+    <w:rsid w:val="00D9709F"/>
+    <w:pPr>
+      <w:spacing w:after="0" w:line="240" w:lineRule="auto"/>
+    </w:pPr>
+    <w:rPr>
+      <w:rFonts w:ascii="Segoe UI" w:hAnsi="Segoe UI" w:cs="Segoe UI"/>
+      <w:sz w:val="18"/>
+      <w:szCs w:val="18"/>
+    </w:rPr>
+  </w:style>
+  <w:style w:type="character" w:customStyle="1" w:styleId="ab">
+    <w:name w:val="Текст выноски Знак"/>
+    <w:basedOn w:val="a0"/>
+    <w:link w:val="aa"/>
+    <w:uiPriority w:val="99"/>
+    <w:semiHidden/>
+    <w:rsid w:val="00D9709F"/>
+    <w:rPr>
+      <w:rFonts w:ascii="Segoe UI" w:hAnsi="Segoe UI" w:cs="Segoe UI"/>
+      <w:sz w:val="18"/>
+      <w:szCs w:val="18"/>
+    </w:rPr>
   </w:style>
 </w:styles>
 </file>
@@ -4293,7 +4674,7 @@
 </file>
 
 <file path=customXml/itemProps1.xml><?xml version="1.0" encoding="utf-8"?>
-<ds:datastoreItem xmlns:ds="http://schemas.openxmlformats.org/officeDocument/2006/customXml" ds:itemID="{CAD661BF-6262-4AC8-B841-5640D3ECC5C8}">
+<ds:datastoreItem xmlns:ds="http://schemas.openxmlformats.org/officeDocument/2006/customXml" ds:itemID="{3FC6B1F3-E996-44AF-9583-D4ABA4834309}">
   <ds:schemaRefs>
     <ds:schemaRef ds:uri="http://schemas.openxmlformats.org/officeDocument/2006/bibliography"/>
   </ds:schemaRefs>
